--- a/docs/The Moment Time Was Born.docx
+++ b/docs/The Moment Time Was Born.docx
@@ -53,7 +53,31 @@
           <w:szCs w:val="36"/>
           <w14:ligatures w14:val="none"/>
         </w:rPr>
-        <w:t>The twenty-three year journey to Relational Actualism</w:t>
+        <w:t>The twenty-three</w:t>
+      </w:r>
+      <w:r>
+        <w:rPr>
+          <w:rFonts w:ascii="Times New Roman" w:eastAsia="Times New Roman" w:hAnsi="Times New Roman" w:cs="Times New Roman"/>
+          <w:b/>
+          <w:bCs/>
+          <w:kern w:val="0"/>
+          <w:sz w:val="36"/>
+          <w:szCs w:val="36"/>
+          <w14:ligatures w14:val="none"/>
+        </w:rPr>
+        <w:t>-</w:t>
+      </w:r>
+      <w:r>
+        <w:rPr>
+          <w:rFonts w:ascii="Times New Roman" w:eastAsia="Times New Roman" w:hAnsi="Times New Roman" w:cs="Times New Roman"/>
+          <w:b/>
+          <w:bCs/>
+          <w:kern w:val="0"/>
+          <w:sz w:val="36"/>
+          <w:szCs w:val="36"/>
+          <w14:ligatures w14:val="none"/>
+        </w:rPr>
+        <w:t>year journey to Relational Actualism</w:t>
       </w:r>
     </w:p>
     <w:p>
@@ -71,7 +95,7 @@
           <w:noProof/>
           <w:kern w:val="0"/>
         </w:rPr>
-        <w:pict w14:anchorId="3F9D1A24">
+        <w:pict w14:anchorId="5C88B53C">
           <v:rect id="_x0000_i1034" alt="" style="width:468pt;height:.05pt;mso-width-percent:0;mso-height-percent:0;mso-width-percent:0;mso-height-percent:0" o:hralign="center" o:hrstd="t" o:hr="t" fillcolor="#a0a0a0" stroked="f"/>
         </w:pict>
       </w:r>
@@ -291,7 +315,7 @@
           <w:noProof/>
           <w:kern w:val="0"/>
         </w:rPr>
-        <w:pict w14:anchorId="41BD245D">
+        <w:pict w14:anchorId="4C6A44B6">
           <v:rect id="_x0000_i1033" style="width:0;height:1.5pt" o:hralign="center" o:hrstd="t" o:hr="t" fillcolor="#a0a0a0" stroked="f"/>
         </w:pict>
       </w:r>
@@ -597,7 +621,7 @@
           <w:noProof/>
           <w:kern w:val="0"/>
         </w:rPr>
-        <w:pict w14:anchorId="57518E0A">
+        <w:pict w14:anchorId="1E497EB8">
           <v:rect id="_x0000_i1032" style="width:0;height:1.5pt" o:hralign="center" o:hrstd="t" o:hr="t" fillcolor="#a0a0a0" stroked="f"/>
         </w:pict>
       </w:r>
@@ -967,7 +991,7 @@
           <w:noProof/>
           <w:kern w:val="0"/>
         </w:rPr>
-        <w:pict w14:anchorId="59CB48BD">
+        <w:pict w14:anchorId="12A3E621">
           <v:rect id="_x0000_i1031" style="width:0;height:1.5pt" o:hralign="center" o:hrstd="t" o:hr="t" fillcolor="#a0a0a0" stroked="f"/>
         </w:pict>
       </w:r>
@@ -1438,7 +1462,7 @@
           <w:noProof/>
           <w:kern w:val="0"/>
         </w:rPr>
-        <w:pict w14:anchorId="366F3A75">
+        <w:pict w14:anchorId="230F4374">
           <v:rect id="_x0000_i1030" style="width:0;height:1.5pt" o:hralign="center" o:hrstd="t" o:hr="t" fillcolor="#a0a0a0" stroked="f"/>
         </w:pict>
       </w:r>
@@ -1653,7 +1677,7 @@
           <w:noProof/>
           <w:kern w:val="0"/>
         </w:rPr>
-        <w:pict w14:anchorId="63AF738E">
+        <w:pict w14:anchorId="47404C20">
           <v:rect id="_x0000_i1029" style="width:0;height:1.5pt" o:hralign="center" o:hrstd="t" o:hr="t" fillcolor="#a0a0a0" stroked="f"/>
         </w:pict>
       </w:r>
@@ -1851,7 +1875,7 @@
           <w:noProof/>
           <w:kern w:val="0"/>
         </w:rPr>
-        <w:pict w14:anchorId="0A51DC85">
+        <w:pict w14:anchorId="71C78906">
           <v:rect id="_x0000_i1028" style="width:0;height:1.5pt" o:hralign="center" o:hrstd="t" o:hr="t" fillcolor="#a0a0a0" stroked="f"/>
         </w:pict>
       </w:r>
@@ -2034,7 +2058,7 @@
           <w:noProof/>
           <w:kern w:val="0"/>
         </w:rPr>
-        <w:pict w14:anchorId="1819E29C">
+        <w:pict w14:anchorId="2132ABA4">
           <v:rect id="_x0000_i1027" style="width:0;height:1.5pt" o:hralign="center" o:hrstd="t" o:hr="t" fillcolor="#a0a0a0" stroked="f"/>
         </w:pict>
       </w:r>
@@ -2456,7 +2480,7 @@
           <w:noProof/>
           <w:kern w:val="0"/>
         </w:rPr>
-        <w:pict w14:anchorId="1EC8ACC6">
+        <w:pict w14:anchorId="7BD236DC">
           <v:rect id="_x0000_i1026" alt="" style="width:468pt;height:.05pt;mso-width-percent:0;mso-height-percent:0;mso-width-percent:0;mso-height-percent:0" o:hralign="center" o:hrstd="t" o:hr="t" fillcolor="#a0a0a0" stroked="f"/>
         </w:pict>
       </w:r>
@@ -2676,7 +2700,7 @@
           <w:noProof/>
           <w:kern w:val="0"/>
         </w:rPr>
-        <w:pict w14:anchorId="11270091">
+        <w:pict w14:anchorId="6417E9A6">
           <v:rect id="_x0000_i1025" style="width:0;height:1.5pt" o:hralign="center" o:hrstd="t" o:hr="t" fillcolor="#a0a0a0" stroked="f"/>
         </w:pict>
       </w:r>
